--- a/tailored/ODonnell_Andrew_Resume_Stanford_RPM_200255.docx
+++ b/tailored/ODonnell_Andrew_Resume_Stanford_RPM_200255.docx
@@ -242,43 +242,43 @@
           <w:sz w:val="21"/>
           <w:szCs w:val="21"/>
         </w:rPr>
-        <w:t xml:space="preserve">Served as a day-to-day liaison between principal investigators, sponsors, and CROs on regulatory, administrative, and financial matters across concurrent NIH (federally sponsored) and industry clinical trials (Phase II-IV), supporting seamless trial execution and audit readiness.</w:t>
-      </w:r>
-    </w:p>
-    <w:p>
-      <w:pPr>
-        <w:pStyle w:val="ListParagraph"/>
-        <w:numPr>
-          <w:ilvl w:val="0"/>
-          <w:numId w:val="2"/>
-        </w:numPr>
-        <w:spacing w:after="30"/>
-      </w:pPr>
-      <w:r>
-        <w:rPr>
-          <w:rFonts w:ascii="Calibri" w:cs="Calibri" w:eastAsia="Calibri" w:hAnsi="Calibri"/>
-          <w:sz w:val="21"/>
-          <w:szCs w:val="21"/>
-        </w:rPr>
-        <w:t xml:space="preserve">Supported budgeting, billing, and feasibility management for funded studies, applying university, hospital, and sponsor requirements to day-to-day financial and operational decisions.</w:t>
-      </w:r>
-    </w:p>
-    <w:p>
-      <w:pPr>
-        <w:pStyle w:val="ListParagraph"/>
-        <w:numPr>
-          <w:ilvl w:val="0"/>
-          <w:numId w:val="2"/>
-        </w:numPr>
-        <w:spacing w:after="30"/>
-      </w:pPr>
-      <w:r>
-        <w:rPr>
-          <w:rFonts w:ascii="Calibri" w:cs="Calibri" w:eastAsia="Calibri" w:hAnsi="Calibri"/>
-          <w:sz w:val="21"/>
-          <w:szCs w:val="21"/>
-        </w:rPr>
-        <w:t xml:space="preserve">Interpreted and explained protocol, institutional, and sponsor requirements to study teams; served as the day-to-day escalation point for study procedures and documentation standards.</w:t>
+        <w:t xml:space="preserve">Served as liaison between principal investigators, sponsors, and CROs on regulatory, administrative, and financial matters across concurrent NIH (federally sponsored) and industry clinical trials (Phase II-IV), supporting seamless trial execution and audit readiness.</w:t>
+      </w:r>
+    </w:p>
+    <w:p>
+      <w:pPr>
+        <w:pStyle w:val="ListParagraph"/>
+        <w:numPr>
+          <w:ilvl w:val="0"/>
+          <w:numId w:val="2"/>
+        </w:numPr>
+        <w:spacing w:after="30"/>
+      </w:pPr>
+      <w:r>
+        <w:rPr>
+          <w:rFonts w:ascii="Calibri" w:cs="Calibri" w:eastAsia="Calibri" w:hAnsi="Calibri"/>
+          <w:sz w:val="21"/>
+          <w:szCs w:val="21"/>
+        </w:rPr>
+        <w:t xml:space="preserve">Supported budgeting, billing, and feasibility management for funded studies, applying university, hospital, and sponsor requirements to financial and operational decisions.</w:t>
+      </w:r>
+    </w:p>
+    <w:p>
+      <w:pPr>
+        <w:pStyle w:val="ListParagraph"/>
+        <w:numPr>
+          <w:ilvl w:val="0"/>
+          <w:numId w:val="2"/>
+        </w:numPr>
+        <w:spacing w:after="30"/>
+      </w:pPr>
+      <w:r>
+        <w:rPr>
+          <w:rFonts w:ascii="Calibri" w:cs="Calibri" w:eastAsia="Calibri" w:hAnsi="Calibri"/>
+          <w:sz w:val="21"/>
+          <w:szCs w:val="21"/>
+        </w:rPr>
+        <w:t xml:space="preserve">Interpreted and explained protocol, institutional, and sponsor requirements to study teams and served as the escalation point for study procedures and documentation standards.</w:t>
       </w:r>
     </w:p>
     <w:p>
@@ -314,7 +314,7 @@
           <w:sz w:val="21"/>
           <w:szCs w:val="21"/>
         </w:rPr>
-        <w:t xml:space="preserve">Trained and onboarded incoming clinical research coordinators on protocol workflows, eConsent, ePRO, and REDCap/OnCore data entry; developed study-specific training materials.</w:t>
+        <w:t xml:space="preserve">Served as day-to-day lead supervising junior staff members.</w:t>
       </w:r>
     </w:p>
     <w:p>

--- a/tailored/ODonnell_Andrew_Resume_Stanford_RPM_200255.docx
+++ b/tailored/ODonnell_Andrew_Resume_Stanford_RPM_200255.docx
@@ -62,7 +62,7 @@
           <w:sz w:val="21"/>
           <w:szCs w:val="21"/>
         </w:rPr>
-        <w:t xml:space="preserve">Research operations professional with 8+ years of experience, including 4+ years within the Stanford University School of Medicine supporting sponsored projects funded by NIH and industry sponsors. Direct experience partnering with principal investigators, sponsors, and CROs on the regulatory, administrative, and financial dimensions of funded clinical trials — budgeting, billing, and feasibility management; interpretation of protocol, institutional, and sponsor requirements; and sustained audit readiness under FDA regulations (21 CFR) and ICH GCP. ACRP-Certified Project Manager with a record of advising and training research staff, driving process improvement, and communicating complex compliance requirements clearly to faculty-led teams.</w:t>
+        <w:t xml:space="preserve">Research operations professional with 8+ years of experience, including 4+ years within the Stanford University School of Medicine supporting sponsored projects funded by NIH and industry sponsors. Direct experience partnering with principal investigators, sponsors, and CROs on the regulatory, administrative, and financial dimensions of funded clinical trials, including budgeting, billing, and feasibility management; interpretation of protocol, institutional, and sponsor requirements; and sustained audit readiness under FDA regulations (21 CFR) and ICH GCP. ACRP-Certified Project Manager with a record of advising and training research staff, driving process improvement, and communicating complex compliance requirements clearly to faculty-led teams.</w:t>
       </w:r>
     </w:p>
     <w:p>
@@ -392,7 +392,7 @@
           <w:sz w:val="21"/>
           <w:szCs w:val="21"/>
         </w:rPr>
-        <w:t xml:space="preserve">Redesigned high-throughput COVID-19 testing and vaccination workflows, cutting average processing time per patient from 30 to approximately 18 minutes (40% faster) — a Lean-style process improvement delivered under intense operational pressure — and trained staff and interagency partners on the new workflows.</w:t>
+        <w:t xml:space="preserve">Redesigned high-throughput COVID-19 testing and vaccination workflows, cutting average processing time per patient from 30 to approximately 18 minutes (40% faster), and trained staff and interagency partners on the new workflows.</w:t>
       </w:r>
     </w:p>
     <w:p>
@@ -452,7 +452,7 @@
           <w:sz w:val="21"/>
           <w:szCs w:val="21"/>
         </w:rPr>
-        <w:t xml:space="preserve">Maintained 98%+ preventive-maintenance compliance across 200+ biomedical devices valued at $2M+, sustaining Joint Commission and DoD accreditation readiness — disciplined stewardship of high-value institutional assets under external regulatory scrutiny.</w:t>
+        <w:t xml:space="preserve">Maintained 98%+ preventive-maintenance compliance across 200+ biomedical devices valued at $2M+, sustaining Joint Commission and DoD accreditation readiness.</w:t>
       </w:r>
     </w:p>
     <w:p>
@@ -488,7 +488,7 @@
           <w:sz w:val="21"/>
           <w:szCs w:val="21"/>
         </w:rPr>
-        <w:t xml:space="preserve">Supervised and trained airmen in equipment maintenance and safety procedures, building cross-disciplinary teams and achieving zero equipment-related incidents — a demonstrated commitment to safety communication and safe behaviors.</w:t>
+        <w:t xml:space="preserve">Supervised and trained airmen in equipment maintenance and safety procedures, building cross-disciplinary teams and achieving zero equipment-related incidents.</w:t>
       </w:r>
     </w:p>
     <w:p>

--- a/tailored/ODonnell_Andrew_Resume_Stanford_RPM_200255.docx
+++ b/tailored/ODonnell_Andrew_Resume_Stanford_RPM_200255.docx
@@ -242,7 +242,7 @@
           <w:sz w:val="21"/>
           <w:szCs w:val="21"/>
         </w:rPr>
-        <w:t xml:space="preserve">Served as liaison between principal investigators, sponsors, and CROs on regulatory, administrative, and financial matters across concurrent NIH (federally sponsored) and industry clinical trials (Phase II-IV), supporting seamless trial execution and audit readiness.</w:t>
+        <w:t xml:space="preserve">Acted as liaison between principal investigators, sponsors, and CROs on regulatory, administrative, and financial matters across concurrent NIH (federally sponsored) and industry clinical trials (Phase II-IV), supporting seamless trial execution and audit readiness.</w:t>
       </w:r>
     </w:p>
     <w:p>
@@ -278,7 +278,7 @@
           <w:sz w:val="21"/>
           <w:szCs w:val="21"/>
         </w:rPr>
-        <w:t xml:space="preserve">Interpreted and explained protocol, institutional, and sponsor requirements to study teams and served as the escalation point for study procedures and documentation standards.</w:t>
+        <w:t xml:space="preserve">Interpreted and explained protocol, institutional, and sponsor requirements to study teams and was the escalation point for study procedures and documentation standards.</w:t>
       </w:r>
     </w:p>
     <w:p>

--- a/tailored/ODonnell_Andrew_Resume_Stanford_RPM_200255.docx
+++ b/tailored/ODonnell_Andrew_Resume_Stanford_RPM_200255.docx
@@ -67,6 +67,7 @@
     </w:p>
     <w:p>
       <w:pPr>
+        <w:keepNext/>
         <w:pBdr>
           <w:bottom w:val="single" w:color="444444" w:sz="6"/>
         </w:pBdr>
@@ -85,7 +86,7 @@
     </w:p>
     <w:p>
       <w:pPr>
-        <w:spacing w:after="60"/>
+        <w:spacing w:after="40"/>
       </w:pPr>
       <w:r>
         <w:rPr>
@@ -100,6 +101,7 @@
     </w:p>
     <w:p>
       <w:pPr>
+        <w:keepNext/>
         <w:pBdr>
           <w:bottom w:val="single" w:color="444444" w:sz="6"/>
         </w:pBdr>
@@ -118,75 +120,82 @@
     </w:p>
     <w:p>
       <w:pPr>
-        <w:spacing w:after="60"/>
-      </w:pPr>
-      <w:r>
-        <w:rPr>
-          <w:rFonts w:ascii="Calibri" w:cs="Calibri" w:eastAsia="Calibri" w:hAnsi="Calibri"/>
-          <w:b/>
-          <w:bCs/>
-          <w:sz w:val="21"/>
-          <w:szCs w:val="21"/>
-        </w:rPr>
-        <w:t xml:space="preserve">Research Systems: </w:t>
-      </w:r>
-      <w:r>
-        <w:rPr>
-          <w:rFonts w:ascii="Calibri" w:cs="Calibri" w:eastAsia="Calibri" w:hAnsi="Calibri"/>
-          <w:sz w:val="21"/>
-          <w:szCs w:val="21"/>
-        </w:rPr>
-        <w:t xml:space="preserve">CTMS - OnCore, Oracle Siebel | EDC - Medidata Rave, REDCap | eTMF | eConsent | ePRO/eCOA | Epic | IRT | Cerner | Safety Reporting - AE/SAE, CTCAE</w:t>
-      </w:r>
-    </w:p>
-    <w:p>
-      <w:pPr>
-        <w:spacing w:after="60"/>
-      </w:pPr>
-      <w:r>
-        <w:rPr>
-          <w:rFonts w:ascii="Calibri" w:cs="Calibri" w:eastAsia="Calibri" w:hAnsi="Calibri"/>
-          <w:b/>
-          <w:bCs/>
-          <w:sz w:val="21"/>
-          <w:szCs w:val="21"/>
-        </w:rPr>
-        <w:t xml:space="preserve">Analytics &amp; Reporting: </w:t>
-      </w:r>
-      <w:r>
-        <w:rPr>
-          <w:rFonts w:ascii="Calibri" w:cs="Calibri" w:eastAsia="Calibri" w:hAnsi="Calibri"/>
-          <w:sz w:val="21"/>
-          <w:szCs w:val="21"/>
-        </w:rPr>
-        <w:t xml:space="preserve">Excel (Advanced Functions) | SAS | SPSS | R | Python | Smartsheet</w:t>
-      </w:r>
-    </w:p>
-    <w:p>
-      <w:pPr>
-        <w:spacing w:after="60"/>
-      </w:pPr>
-      <w:r>
-        <w:rPr>
-          <w:rFonts w:ascii="Calibri" w:cs="Calibri" w:eastAsia="Calibri" w:hAnsi="Calibri"/>
-          <w:b/>
-          <w:bCs/>
-          <w:sz w:val="21"/>
-          <w:szCs w:val="21"/>
-        </w:rPr>
-        <w:t xml:space="preserve">Collaboration: </w:t>
-      </w:r>
-      <w:r>
-        <w:rPr>
-          <w:rFonts w:ascii="Calibri" w:cs="Calibri" w:eastAsia="Calibri" w:hAnsi="Calibri"/>
-          <w:sz w:val="21"/>
-          <w:szCs w:val="21"/>
-        </w:rPr>
-        <w:t xml:space="preserve">Microsoft Office Suite | Teams | Zoom | Slack | Adobe Acrobat Sign | SharePoint | Box | DocuSign | Jira | Confluence | Google Workspace</w:t>
-      </w:r>
-    </w:p>
-    <w:p>
-      <w:pPr>
+        <w:spacing w:after="40"/>
+      </w:pPr>
+      <w:r>
+        <w:rPr>
+          <w:rFonts w:ascii="Calibri" w:cs="Calibri" w:eastAsia="Calibri" w:hAnsi="Calibri"/>
+          <w:b/>
+          <w:bCs/>
+          <w:sz w:val="21"/>
+          <w:szCs w:val="21"/>
+        </w:rPr>
+        <w:t xml:space="preserve">Research Systems:</w:t>
+      </w:r>
+      <w:r>
+        <w:rPr>
+          <w:rFonts w:ascii="Calibri" w:cs="Calibri" w:eastAsia="Calibri" w:hAnsi="Calibri"/>
+          <w:b w:val="false"/>
+          <w:bCs w:val="false"/>
+          <w:sz w:val="21"/>
+          <w:szCs w:val="21"/>
+        </w:rPr>
+        <w:t xml:space="preserve"> CTMS - OnCore, Oracle Siebel | EDC - Medidata Rave, REDCap | eTMF | eConsent | ePRO/eCOA | Epic | IRT | Cerner | Safety Reporting - AE/SAE, CTCAE</w:t>
+      </w:r>
+    </w:p>
+    <w:p>
+      <w:pPr>
+        <w:spacing w:after="40"/>
+      </w:pPr>
+      <w:r>
+        <w:rPr>
+          <w:rFonts w:ascii="Calibri" w:cs="Calibri" w:eastAsia="Calibri" w:hAnsi="Calibri"/>
+          <w:b/>
+          <w:bCs/>
+          <w:sz w:val="21"/>
+          <w:szCs w:val="21"/>
+        </w:rPr>
+        <w:t xml:space="preserve">Analytics &amp; Reporting:</w:t>
+      </w:r>
+      <w:r>
+        <w:rPr>
+          <w:rFonts w:ascii="Calibri" w:cs="Calibri" w:eastAsia="Calibri" w:hAnsi="Calibri"/>
+          <w:b w:val="false"/>
+          <w:bCs w:val="false"/>
+          <w:sz w:val="21"/>
+          <w:szCs w:val="21"/>
+        </w:rPr>
+        <w:t xml:space="preserve"> Excel (Advanced Functions) | SAS | SPSS | R | Python | Smartsheet</w:t>
+      </w:r>
+    </w:p>
+    <w:p>
+      <w:pPr>
+        <w:spacing w:after="40"/>
+      </w:pPr>
+      <w:r>
+        <w:rPr>
+          <w:rFonts w:ascii="Calibri" w:cs="Calibri" w:eastAsia="Calibri" w:hAnsi="Calibri"/>
+          <w:b/>
+          <w:bCs/>
+          <w:sz w:val="21"/>
+          <w:szCs w:val="21"/>
+        </w:rPr>
+        <w:t xml:space="preserve">Collaboration:</w:t>
+      </w:r>
+      <w:r>
+        <w:rPr>
+          <w:rFonts w:ascii="Calibri" w:cs="Calibri" w:eastAsia="Calibri" w:hAnsi="Calibri"/>
+          <w:b w:val="false"/>
+          <w:bCs w:val="false"/>
+          <w:sz w:val="21"/>
+          <w:szCs w:val="21"/>
+        </w:rPr>
+        <w:t xml:space="preserve"> Microsoft Office Suite | Teams | Zoom | Slack | Adobe Acrobat Sign | SharePoint | Box | DocuSign | Jira | Confluence | Google Workspace</w:t>
+      </w:r>
+    </w:p>
+    <w:p>
+      <w:pPr>
+        <w:keepNext/>
         <w:pBdr>
           <w:bottom w:val="single" w:color="444444" w:sz="6"/>
         </w:pBdr>
@@ -221,24 +230,28 @@
       <w:r>
         <w:rPr>
           <w:rFonts w:ascii="Calibri" w:cs="Calibri" w:eastAsia="Calibri" w:hAnsi="Calibri"/>
-          <w:sz w:val="21"/>
-          <w:szCs w:val="21"/>
-        </w:rPr>
-        <w:t xml:space="preserve"> | Stanford University Department of Medicine, Palo Alto, CA | Nov 2021 - Feb 2026</w:t>
-      </w:r>
-    </w:p>
-    <w:p>
-      <w:pPr>
-        <w:pStyle w:val="ListParagraph"/>
-        <w:numPr>
-          <w:ilvl w:val="0"/>
-          <w:numId w:val="2"/>
-        </w:numPr>
-        <w:spacing w:after="30"/>
-      </w:pPr>
-      <w:r>
-        <w:rPr>
-          <w:rFonts w:ascii="Calibri" w:cs="Calibri" w:eastAsia="Calibri" w:hAnsi="Calibri"/>
+          <w:b w:val="false"/>
+          <w:bCs w:val="false"/>
+          <w:sz w:val="21"/>
+          <w:szCs w:val="21"/>
+        </w:rPr>
+        <w:t xml:space="preserve"> | Stanford University Department of Medicine, Palo Alto, CA | Nov 2021 ‑ Feb 2026</w:t>
+      </w:r>
+    </w:p>
+    <w:p>
+      <w:pPr>
+        <w:pStyle w:val="ListParagraph"/>
+        <w:numPr>
+          <w:ilvl w:val="0"/>
+          <w:numId w:val="2"/>
+        </w:numPr>
+        <w:spacing w:after="30"/>
+      </w:pPr>
+      <w:r>
+        <w:rPr>
+          <w:rFonts w:ascii="Calibri" w:cs="Calibri" w:eastAsia="Calibri" w:hAnsi="Calibri"/>
+          <w:b w:val="false"/>
+          <w:bCs w:val="false"/>
           <w:sz w:val="21"/>
           <w:szCs w:val="21"/>
         </w:rPr>
@@ -257,6 +270,8 @@
       <w:r>
         <w:rPr>
           <w:rFonts w:ascii="Calibri" w:cs="Calibri" w:eastAsia="Calibri" w:hAnsi="Calibri"/>
+          <w:b w:val="false"/>
+          <w:bCs w:val="false"/>
           <w:sz w:val="21"/>
           <w:szCs w:val="21"/>
         </w:rPr>
@@ -275,6 +290,8 @@
       <w:r>
         <w:rPr>
           <w:rFonts w:ascii="Calibri" w:cs="Calibri" w:eastAsia="Calibri" w:hAnsi="Calibri"/>
+          <w:b w:val="false"/>
+          <w:bCs w:val="false"/>
           <w:sz w:val="21"/>
           <w:szCs w:val="21"/>
         </w:rPr>
@@ -293,6 +310,8 @@
       <w:r>
         <w:rPr>
           <w:rFonts w:ascii="Calibri" w:cs="Calibri" w:eastAsia="Calibri" w:hAnsi="Calibri"/>
+          <w:b w:val="false"/>
+          <w:bCs w:val="false"/>
           <w:sz w:val="21"/>
           <w:szCs w:val="21"/>
         </w:rPr>
@@ -311,6 +330,8 @@
       <w:r>
         <w:rPr>
           <w:rFonts w:ascii="Calibri" w:cs="Calibri" w:eastAsia="Calibri" w:hAnsi="Calibri"/>
+          <w:b w:val="false"/>
+          <w:bCs w:val="false"/>
           <w:sz w:val="21"/>
           <w:szCs w:val="21"/>
         </w:rPr>
@@ -329,6 +350,8 @@
       <w:r>
         <w:rPr>
           <w:rFonts w:ascii="Calibri" w:cs="Calibri" w:eastAsia="Calibri" w:hAnsi="Calibri"/>
+          <w:b w:val="false"/>
+          <w:bCs w:val="false"/>
           <w:sz w:val="21"/>
           <w:szCs w:val="21"/>
         </w:rPr>
@@ -353,24 +376,28 @@
       <w:r>
         <w:rPr>
           <w:rFonts w:ascii="Calibri" w:cs="Calibri" w:eastAsia="Calibri" w:hAnsi="Calibri"/>
-          <w:sz w:val="21"/>
-          <w:szCs w:val="21"/>
-        </w:rPr>
-        <w:t xml:space="preserve"> | International SOS (Iqarus), Fort Lee, VA | Aug 2021 - Sep 2021</w:t>
-      </w:r>
-    </w:p>
-    <w:p>
-      <w:pPr>
-        <w:pStyle w:val="ListParagraph"/>
-        <w:numPr>
-          <w:ilvl w:val="0"/>
-          <w:numId w:val="2"/>
-        </w:numPr>
-        <w:spacing w:after="30"/>
-      </w:pPr>
-      <w:r>
-        <w:rPr>
-          <w:rFonts w:ascii="Calibri" w:cs="Calibri" w:eastAsia="Calibri" w:hAnsi="Calibri"/>
+          <w:b w:val="false"/>
+          <w:bCs w:val="false"/>
+          <w:sz w:val="21"/>
+          <w:szCs w:val="21"/>
+        </w:rPr>
+        <w:t xml:space="preserve"> | International SOS (Iqarus), Fort Lee, VA | Aug 2021 ‑ Sep 2021</w:t>
+      </w:r>
+    </w:p>
+    <w:p>
+      <w:pPr>
+        <w:pStyle w:val="ListParagraph"/>
+        <w:numPr>
+          <w:ilvl w:val="0"/>
+          <w:numId w:val="2"/>
+        </w:numPr>
+        <w:spacing w:after="30"/>
+      </w:pPr>
+      <w:r>
+        <w:rPr>
+          <w:rFonts w:ascii="Calibri" w:cs="Calibri" w:eastAsia="Calibri" w:hAnsi="Calibri"/>
+          <w:b w:val="false"/>
+          <w:bCs w:val="false"/>
           <w:sz w:val="21"/>
           <w:szCs w:val="21"/>
         </w:rPr>
@@ -389,6 +416,8 @@
       <w:r>
         <w:rPr>
           <w:rFonts w:ascii="Calibri" w:cs="Calibri" w:eastAsia="Calibri" w:hAnsi="Calibri"/>
+          <w:b w:val="false"/>
+          <w:bCs w:val="false"/>
           <w:sz w:val="21"/>
           <w:szCs w:val="21"/>
         </w:rPr>
@@ -407,6 +436,8 @@
       <w:r>
         <w:rPr>
           <w:rFonts w:ascii="Calibri" w:cs="Calibri" w:eastAsia="Calibri" w:hAnsi="Calibri"/>
+          <w:b w:val="false"/>
+          <w:bCs w:val="false"/>
           <w:sz w:val="21"/>
           <w:szCs w:val="21"/>
         </w:rPr>
@@ -426,29 +457,33 @@
           <w:sz w:val="21"/>
           <w:szCs w:val="21"/>
         </w:rPr>
-        <w:t xml:space="preserve">Healthcare Technology Manager | 4A2x5</w:t>
-      </w:r>
-      <w:r>
-        <w:rPr>
-          <w:rFonts w:ascii="Calibri" w:cs="Calibri" w:eastAsia="Calibri" w:hAnsi="Calibri"/>
-          <w:sz w:val="21"/>
-          <w:szCs w:val="21"/>
-        </w:rPr>
-        <w:t xml:space="preserve"> | U.S. Air Force, Various Locations | Sep 2017 - Sep 2025, ADT - Reserve</w:t>
-      </w:r>
-    </w:p>
-    <w:p>
-      <w:pPr>
-        <w:pStyle w:val="ListParagraph"/>
-        <w:numPr>
-          <w:ilvl w:val="0"/>
-          <w:numId w:val="2"/>
-        </w:numPr>
-        <w:spacing w:after="30"/>
-      </w:pPr>
-      <w:r>
-        <w:rPr>
-          <w:rFonts w:ascii="Calibri" w:cs="Calibri" w:eastAsia="Calibri" w:hAnsi="Calibri"/>
+        <w:t xml:space="preserve">Healthcare Technology Manager</w:t>
+      </w:r>
+      <w:r>
+        <w:rPr>
+          <w:rFonts w:ascii="Calibri" w:cs="Calibri" w:eastAsia="Calibri" w:hAnsi="Calibri"/>
+          <w:b w:val="false"/>
+          <w:bCs w:val="false"/>
+          <w:sz w:val="21"/>
+          <w:szCs w:val="21"/>
+        </w:rPr>
+        <w:t xml:space="preserve"> | 4A2x5 | U.S. Air Force, Various Locations | Sep 2017 ‑ Sep 2025, ADT ‑ Reserve</w:t>
+      </w:r>
+    </w:p>
+    <w:p>
+      <w:pPr>
+        <w:pStyle w:val="ListParagraph"/>
+        <w:numPr>
+          <w:ilvl w:val="0"/>
+          <w:numId w:val="2"/>
+        </w:numPr>
+        <w:spacing w:after="30"/>
+      </w:pPr>
+      <w:r>
+        <w:rPr>
+          <w:rFonts w:ascii="Calibri" w:cs="Calibri" w:eastAsia="Calibri" w:hAnsi="Calibri"/>
+          <w:b w:val="false"/>
+          <w:bCs w:val="false"/>
           <w:sz w:val="21"/>
           <w:szCs w:val="21"/>
         </w:rPr>
@@ -467,6 +502,8 @@
       <w:r>
         <w:rPr>
           <w:rFonts w:ascii="Calibri" w:cs="Calibri" w:eastAsia="Calibri" w:hAnsi="Calibri"/>
+          <w:b w:val="false"/>
+          <w:bCs w:val="false"/>
           <w:sz w:val="21"/>
           <w:szCs w:val="21"/>
         </w:rPr>
@@ -485,6 +522,8 @@
       <w:r>
         <w:rPr>
           <w:rFonts w:ascii="Calibri" w:cs="Calibri" w:eastAsia="Calibri" w:hAnsi="Calibri"/>
+          <w:b w:val="false"/>
+          <w:bCs w:val="false"/>
           <w:sz w:val="21"/>
           <w:szCs w:val="21"/>
         </w:rPr>
@@ -504,29 +543,33 @@
           <w:sz w:val="21"/>
           <w:szCs w:val="21"/>
         </w:rPr>
-        <w:t xml:space="preserve">Emergency Department Technician | RCET</w:t>
-      </w:r>
-      <w:r>
-        <w:rPr>
-          <w:rFonts w:ascii="Calibri" w:cs="Calibri" w:eastAsia="Calibri" w:hAnsi="Calibri"/>
-          <w:sz w:val="21"/>
-          <w:szCs w:val="21"/>
-        </w:rPr>
-        <w:t xml:space="preserve"> | Children's Hospital of Orange County, Santa Ana, CA | Jan 2018 - Oct 2021</w:t>
-      </w:r>
-    </w:p>
-    <w:p>
-      <w:pPr>
-        <w:pStyle w:val="ListParagraph"/>
-        <w:numPr>
-          <w:ilvl w:val="0"/>
-          <w:numId w:val="2"/>
-        </w:numPr>
-        <w:spacing w:after="30"/>
-      </w:pPr>
-      <w:r>
-        <w:rPr>
-          <w:rFonts w:ascii="Calibri" w:cs="Calibri" w:eastAsia="Calibri" w:hAnsi="Calibri"/>
+        <w:t xml:space="preserve">Emergency Department Technician</w:t>
+      </w:r>
+      <w:r>
+        <w:rPr>
+          <w:rFonts w:ascii="Calibri" w:cs="Calibri" w:eastAsia="Calibri" w:hAnsi="Calibri"/>
+          <w:b w:val="false"/>
+          <w:bCs w:val="false"/>
+          <w:sz w:val="21"/>
+          <w:szCs w:val="21"/>
+        </w:rPr>
+        <w:t xml:space="preserve"> | RCET | Children's Hospital of Orange County, Santa Ana, CA | Jan 2018 ‑ Oct 2021</w:t>
+      </w:r>
+    </w:p>
+    <w:p>
+      <w:pPr>
+        <w:pStyle w:val="ListParagraph"/>
+        <w:numPr>
+          <w:ilvl w:val="0"/>
+          <w:numId w:val="2"/>
+        </w:numPr>
+        <w:spacing w:after="30"/>
+      </w:pPr>
+      <w:r>
+        <w:rPr>
+          <w:rFonts w:ascii="Calibri" w:cs="Calibri" w:eastAsia="Calibri" w:hAnsi="Calibri"/>
+          <w:b w:val="false"/>
+          <w:bCs w:val="false"/>
           <w:sz w:val="21"/>
           <w:szCs w:val="21"/>
         </w:rPr>
@@ -535,6 +578,7 @@
     </w:p>
     <w:p>
       <w:pPr>
+        <w:keepNext/>
         <w:pBdr>
           <w:bottom w:val="single" w:color="444444" w:sz="6"/>
         </w:pBdr>
@@ -563,6 +607,8 @@
       <w:r>
         <w:rPr>
           <w:rFonts w:ascii="Calibri" w:cs="Calibri" w:eastAsia="Calibri" w:hAnsi="Calibri"/>
+          <w:b w:val="false"/>
+          <w:bCs w:val="false"/>
           <w:sz w:val="21"/>
           <w:szCs w:val="21"/>
         </w:rPr>
@@ -581,6 +627,8 @@
       <w:r>
         <w:rPr>
           <w:rFonts w:ascii="Calibri" w:cs="Calibri" w:eastAsia="Calibri" w:hAnsi="Calibri"/>
+          <w:b w:val="false"/>
+          <w:bCs w:val="false"/>
           <w:sz w:val="21"/>
           <w:szCs w:val="21"/>
         </w:rPr>
@@ -599,6 +647,8 @@
       <w:r>
         <w:rPr>
           <w:rFonts w:ascii="Calibri" w:cs="Calibri" w:eastAsia="Calibri" w:hAnsi="Calibri"/>
+          <w:b w:val="false"/>
+          <w:bCs w:val="false"/>
           <w:sz w:val="21"/>
           <w:szCs w:val="21"/>
         </w:rPr>
@@ -617,6 +667,8 @@
       <w:r>
         <w:rPr>
           <w:rFonts w:ascii="Calibri" w:cs="Calibri" w:eastAsia="Calibri" w:hAnsi="Calibri"/>
+          <w:b w:val="false"/>
+          <w:bCs w:val="false"/>
           <w:sz w:val="21"/>
           <w:szCs w:val="21"/>
         </w:rPr>
@@ -635,6 +687,8 @@
       <w:r>
         <w:rPr>
           <w:rFonts w:ascii="Calibri" w:cs="Calibri" w:eastAsia="Calibri" w:hAnsi="Calibri"/>
+          <w:b w:val="false"/>
+          <w:bCs w:val="false"/>
           <w:sz w:val="21"/>
           <w:szCs w:val="21"/>
         </w:rPr>
@@ -643,6 +697,7 @@
     </w:p>
     <w:p>
       <w:pPr>
+        <w:keepNext/>
         <w:pBdr>
           <w:bottom w:val="single" w:color="444444" w:sz="6"/>
         </w:pBdr>
@@ -661,7 +716,7 @@
     </w:p>
     <w:p>
       <w:pPr>
-        <w:spacing w:after="60"/>
+        <w:spacing w:after="40"/>
       </w:pPr>
       <w:r>
         <w:rPr>
@@ -686,6 +741,8 @@
       <w:r>
         <w:rPr>
           <w:rFonts w:ascii="Calibri" w:cs="Calibri" w:eastAsia="Calibri" w:hAnsi="Calibri"/>
+          <w:b w:val="false"/>
+          <w:bCs w:val="false"/>
           <w:sz w:val="21"/>
           <w:szCs w:val="21"/>
         </w:rPr>
@@ -704,6 +761,8 @@
       <w:r>
         <w:rPr>
           <w:rFonts w:ascii="Calibri" w:cs="Calibri" w:eastAsia="Calibri" w:hAnsi="Calibri"/>
+          <w:b w:val="false"/>
+          <w:bCs w:val="false"/>
           <w:sz w:val="21"/>
           <w:szCs w:val="21"/>
         </w:rPr>
@@ -722,6 +781,8 @@
       <w:r>
         <w:rPr>
           <w:rFonts w:ascii="Calibri" w:cs="Calibri" w:eastAsia="Calibri" w:hAnsi="Calibri"/>
+          <w:b w:val="false"/>
+          <w:bCs w:val="false"/>
           <w:sz w:val="21"/>
           <w:szCs w:val="21"/>
         </w:rPr>
@@ -740,6 +801,8 @@
       <w:r>
         <w:rPr>
           <w:rFonts w:ascii="Calibri" w:cs="Calibri" w:eastAsia="Calibri" w:hAnsi="Calibri"/>
+          <w:b w:val="false"/>
+          <w:bCs w:val="false"/>
           <w:sz w:val="21"/>
           <w:szCs w:val="21"/>
         </w:rPr>
@@ -748,6 +811,7 @@
     </w:p>
     <w:p>
       <w:pPr>
+        <w:keepNext/>
         <w:pBdr>
           <w:bottom w:val="single" w:color="444444" w:sz="6"/>
         </w:pBdr>
@@ -766,7 +830,7 @@
     </w:p>
     <w:p>
       <w:pPr>
-        <w:spacing w:after="60"/>
+        <w:spacing w:after="40"/>
       </w:pPr>
       <w:r>
         <w:rPr>
@@ -781,6 +845,8 @@
       <w:r>
         <w:rPr>
           <w:rFonts w:ascii="Calibri" w:cs="Calibri" w:eastAsia="Calibri" w:hAnsi="Calibri"/>
+          <w:b w:val="false"/>
+          <w:bCs w:val="false"/>
           <w:sz w:val="21"/>
           <w:szCs w:val="21"/>
         </w:rPr>
@@ -789,7 +855,7 @@
     </w:p>
     <w:p>
       <w:pPr>
-        <w:spacing w:after="60"/>
+        <w:spacing w:after="40"/>
       </w:pPr>
       <w:r>
         <w:rPr>
@@ -804,7 +870,7 @@
     </w:p>
     <w:p>
       <w:pPr>
-        <w:spacing w:after="60"/>
+        <w:spacing w:after="40"/>
       </w:pPr>
       <w:r>
         <w:rPr>
@@ -819,6 +885,8 @@
       <w:r>
         <w:rPr>
           <w:rFonts w:ascii="Calibri" w:cs="Calibri" w:eastAsia="Calibri" w:hAnsi="Calibri"/>
+          <w:b w:val="false"/>
+          <w:bCs w:val="false"/>
           <w:sz w:val="21"/>
           <w:szCs w:val="21"/>
         </w:rPr>
@@ -827,7 +895,7 @@
     </w:p>
     <w:p>
       <w:pPr>
-        <w:spacing w:after="60"/>
+        <w:spacing w:after="40"/>
       </w:pPr>
       <w:r>
         <w:rPr>
@@ -842,7 +910,7 @@
     </w:p>
     <w:p>
       <w:pPr>
-        <w:spacing w:after="60"/>
+        <w:spacing w:after="40"/>
       </w:pPr>
       <w:r>
         <w:rPr>
@@ -857,6 +925,8 @@
       <w:r>
         <w:rPr>
           <w:rFonts w:ascii="Calibri" w:cs="Calibri" w:eastAsia="Calibri" w:hAnsi="Calibri"/>
+          <w:b w:val="false"/>
+          <w:bCs w:val="false"/>
           <w:sz w:val="21"/>
           <w:szCs w:val="21"/>
         </w:rPr>

--- a/tailored/ODonnell_Andrew_Resume_Stanford_RPM_200255.docx
+++ b/tailored/ODonnell_Andrew_Resume_Stanford_RPM_200255.docx
@@ -31,7 +31,7 @@
           <w:sz w:val="19"/>
           <w:szCs w:val="19"/>
         </w:rPr>
-        <w:t xml:space="preserve">Los Angeles, CA | aodhan.o@outlook.com | 650.213.2381 | linkedin.com/in/andrewdavidodonnell/</w:t>
+        <w:t xml:space="preserve">Los Angeles, CA | aodhan.o@outlook.com | 650.213.2381 | linkedin.com/in/andrewdavidodonnell/</w:t>
       </w:r>
     </w:p>
     <w:p>
@@ -96,7 +96,7 @@
           <w:sz w:val="21"/>
           <w:szCs w:val="21"/>
         </w:rPr>
-        <w:t xml:space="preserve">Sponsored Project Operations (Federal &amp; Industry) | Pre-Award Support: Budgeting &amp; Feasibility | Post-Award Support: Billing, Compliance &amp; Audit Readiness | Principal Investigator &amp; Sponsor Liaison | Policy &amp; Protocol Interpretation | Regulatory Compliance (FDA 21 CFR, ICH GCP, HIPAA, Human Subjects Protections) | Clinical Trial Management | Process Improvement | Cross-Functional Team Coordination | Staff Training, Onboarding &amp; Mentoring | Analytical &amp; Written Communication | Data Quality &amp; Query Resolution</w:t>
+        <w:t xml:space="preserve">Sponsored Project Operations (Federal &amp; Industry) | Pre-Award Support: Budgeting &amp; Feasibility | Post-Award Support: Billing, Compliance &amp; Audit Readiness | Principal Investigator &amp; Sponsor Liaison | Policy &amp; Protocol Interpretation | Regulatory Compliance (FDA 21 CFR, ICH GCP, HIPAA, Human Subjects Protections) | Clinical Trial Management | Process Improvement | Cross-Functional Team Coordination | Staff Training, Onboarding &amp; Mentoring | Analytical &amp; Written Communication | Data Quality &amp; Query Resolution</w:t>
       </w:r>
     </w:p>
     <w:p>
@@ -140,7 +140,7 @@
           <w:sz w:val="21"/>
           <w:szCs w:val="21"/>
         </w:rPr>
-        <w:t xml:space="preserve"> CTMS - OnCore, Oracle Siebel | EDC - Medidata Rave, REDCap | eTMF | eConsent | ePRO/eCOA | Epic | IRT | Cerner | Safety Reporting - AE/SAE, CTCAE</w:t>
+        <w:t xml:space="preserve"> CTMS - OnCore, Oracle Siebel | EDC - Medidata Rave, REDCap | eTMF | eConsent | ePRO/eCOA | Epic | IRT | Cerner | Safety Reporting - AE/SAE, CTCAE</w:t>
       </w:r>
     </w:p>
     <w:p>
@@ -165,7 +165,7 @@
           <w:sz w:val="21"/>
           <w:szCs w:val="21"/>
         </w:rPr>
-        <w:t xml:space="preserve"> Excel (Advanced Functions) | SAS | SPSS | R | Python | Smartsheet</w:t>
+        <w:t xml:space="preserve"> Excel (Advanced Functions) | SAS | SPSS | R | Python | Smartsheet</w:t>
       </w:r>
     </w:p>
     <w:p>
@@ -190,7 +190,7 @@
           <w:sz w:val="21"/>
           <w:szCs w:val="21"/>
         </w:rPr>
-        <w:t xml:space="preserve"> Microsoft Office Suite | Teams | Zoom | Slack | Adobe Acrobat Sign | SharePoint | Box | DocuSign | Jira | Confluence | Google Workspace</w:t>
+        <w:t xml:space="preserve"> Microsoft Office Suite | Teams | Zoom | Slack | Adobe Acrobat Sign | SharePoint | Box | DocuSign | Jira | Confluence | Google Workspace</w:t>
       </w:r>
     </w:p>
     <w:p>
@@ -222,8 +222,8 @@
           <w:rFonts w:ascii="Calibri" w:cs="Calibri" w:eastAsia="Calibri" w:hAnsi="Calibri"/>
           <w:b/>
           <w:bCs/>
-          <w:sz w:val="21"/>
-          <w:szCs w:val="21"/>
+          <w:sz w:val="19"/>
+          <w:szCs w:val="19"/>
         </w:rPr>
         <w:t xml:space="preserve">Clinical Research Coordinator Associate</w:t>
       </w:r>
@@ -232,10 +232,10 @@
           <w:rFonts w:ascii="Calibri" w:cs="Calibri" w:eastAsia="Calibri" w:hAnsi="Calibri"/>
           <w:b w:val="false"/>
           <w:bCs w:val="false"/>
-          <w:sz w:val="21"/>
-          <w:szCs w:val="21"/>
-        </w:rPr>
-        <w:t xml:space="preserve"> | Stanford University Department of Medicine, Palo Alto, CA | Nov 2021 ‑ Feb 2026</w:t>
+          <w:sz w:val="19"/>
+          <w:szCs w:val="19"/>
+        </w:rPr>
+        <w:t xml:space="preserve"> | Stanford University Department of Medicine, Palo Alto, CA | Nov 2021 ‑ Feb 2026</w:t>
       </w:r>
     </w:p>
     <w:p>
@@ -368,8 +368,8 @@
           <w:rFonts w:ascii="Calibri" w:cs="Calibri" w:eastAsia="Calibri" w:hAnsi="Calibri"/>
           <w:b/>
           <w:bCs/>
-          <w:sz w:val="21"/>
-          <w:szCs w:val="21"/>
+          <w:sz w:val="19"/>
+          <w:szCs w:val="19"/>
         </w:rPr>
         <w:t xml:space="preserve">Technical Operations Manager (Contract)</w:t>
       </w:r>
@@ -378,10 +378,10 @@
           <w:rFonts w:ascii="Calibri" w:cs="Calibri" w:eastAsia="Calibri" w:hAnsi="Calibri"/>
           <w:b w:val="false"/>
           <w:bCs w:val="false"/>
-          <w:sz w:val="21"/>
-          <w:szCs w:val="21"/>
-        </w:rPr>
-        <w:t xml:space="preserve"> | International SOS (Iqarus), Fort Lee, VA | Aug 2021 ‑ Sep 2021</w:t>
+          <w:sz w:val="19"/>
+          <w:szCs w:val="19"/>
+        </w:rPr>
+        <w:t xml:space="preserve"> | International SOS (Iqarus), Fort Lee, VA | Aug 2021 ‑ Sep 2021</w:t>
       </w:r>
     </w:p>
     <w:p>
@@ -454,8 +454,8 @@
           <w:rFonts w:ascii="Calibri" w:cs="Calibri" w:eastAsia="Calibri" w:hAnsi="Calibri"/>
           <w:b/>
           <w:bCs/>
-          <w:sz w:val="21"/>
-          <w:szCs w:val="21"/>
+          <w:sz w:val="19"/>
+          <w:szCs w:val="19"/>
         </w:rPr>
         <w:t xml:space="preserve">Healthcare Technology Manager</w:t>
       </w:r>
@@ -464,10 +464,10 @@
           <w:rFonts w:ascii="Calibri" w:cs="Calibri" w:eastAsia="Calibri" w:hAnsi="Calibri"/>
           <w:b w:val="false"/>
           <w:bCs w:val="false"/>
-          <w:sz w:val="21"/>
-          <w:szCs w:val="21"/>
-        </w:rPr>
-        <w:t xml:space="preserve"> | 4A2x5 | U.S. Air Force, Various Locations | Sep 2017 ‑ Sep 2025, ADT ‑ Reserve</w:t>
+          <w:sz w:val="19"/>
+          <w:szCs w:val="19"/>
+        </w:rPr>
+        <w:t xml:space="preserve"> | 4A2x5 | U.S. Air Force, Various Locations | Sep 2017 ‑ Sep 2025, ADT ‑ Reserve</w:t>
       </w:r>
     </w:p>
     <w:p>
@@ -540,8 +540,8 @@
           <w:rFonts w:ascii="Calibri" w:cs="Calibri" w:eastAsia="Calibri" w:hAnsi="Calibri"/>
           <w:b/>
           <w:bCs/>
-          <w:sz w:val="21"/>
-          <w:szCs w:val="21"/>
+          <w:sz w:val="19"/>
+          <w:szCs w:val="19"/>
         </w:rPr>
         <w:t xml:space="preserve">Emergency Department Technician</w:t>
       </w:r>
@@ -550,10 +550,10 @@
           <w:rFonts w:ascii="Calibri" w:cs="Calibri" w:eastAsia="Calibri" w:hAnsi="Calibri"/>
           <w:b w:val="false"/>
           <w:bCs w:val="false"/>
-          <w:sz w:val="21"/>
-          <w:szCs w:val="21"/>
-        </w:rPr>
-        <w:t xml:space="preserve"> | RCET | Children's Hospital of Orange County, Santa Ana, CA | Jan 2018 ‑ Oct 2021</w:t>
+          <w:sz w:val="19"/>
+          <w:szCs w:val="19"/>
+        </w:rPr>
+        <w:t xml:space="preserve"> | RCET | Children's Hospital of Orange County, Santa Ana, CA | Jan 2018 ‑ Oct 2021</w:t>
       </w:r>
     </w:p>
     <w:p>
@@ -632,27 +632,27 @@
           <w:sz w:val="21"/>
           <w:szCs w:val="21"/>
         </w:rPr>
-        <w:t xml:space="preserve">CITI Good Clinical Practice (GCP) | HIPAA | Aerosol Transmissible Diseases | DOT Shipping</w:t>
-      </w:r>
-    </w:p>
-    <w:p>
-      <w:pPr>
-        <w:pStyle w:val="ListParagraph"/>
-        <w:numPr>
-          <w:ilvl w:val="0"/>
-          <w:numId w:val="2"/>
-        </w:numPr>
-        <w:spacing w:after="30"/>
-      </w:pPr>
-      <w:r>
-        <w:rPr>
-          <w:rFonts w:ascii="Calibri" w:cs="Calibri" w:eastAsia="Calibri" w:hAnsi="Calibri"/>
-          <w:b w:val="false"/>
-          <w:bCs w:val="false"/>
-          <w:sz w:val="21"/>
-          <w:szCs w:val="21"/>
-        </w:rPr>
-        <w:t xml:space="preserve">Google Advanced Data Analytics | Stanford Online AI in Healthcare | Interprofessional Healthcare Informatics</w:t>
+        <w:t xml:space="preserve">CITI Good Clinical Practice (GCP) | HIPAA | Aerosol Transmissible Diseases | DOT Shipping</w:t>
+      </w:r>
+    </w:p>
+    <w:p>
+      <w:pPr>
+        <w:pStyle w:val="ListParagraph"/>
+        <w:numPr>
+          <w:ilvl w:val="0"/>
+          <w:numId w:val="2"/>
+        </w:numPr>
+        <w:spacing w:after="30"/>
+      </w:pPr>
+      <w:r>
+        <w:rPr>
+          <w:rFonts w:ascii="Calibri" w:cs="Calibri" w:eastAsia="Calibri" w:hAnsi="Calibri"/>
+          <w:b w:val="false"/>
+          <w:bCs w:val="false"/>
+          <w:sz w:val="21"/>
+          <w:szCs w:val="21"/>
+        </w:rPr>
+        <w:t xml:space="preserve">Google Advanced Data Analytics | Stanford Online AI in Healthcare | Interprofessional Healthcare Informatics</w:t>
       </w:r>
     </w:p>
     <w:p>
@@ -692,7 +692,7 @@
           <w:sz w:val="21"/>
           <w:szCs w:val="21"/>
         </w:rPr>
-        <w:t xml:space="preserve">NREMT Registry No. E3767060 | CPT I Registry No. CPT 02270029 | American Heart Association BLS, ACLS, PALS</w:t>
+        <w:t xml:space="preserve">NREMT Registry No. E3767060 | CPT I Registry No. CPT 02270029 | American Heart Association BLS, ACLS, PALS</w:t>
       </w:r>
     </w:p>
     <w:p>
@@ -850,7 +850,7 @@
           <w:sz w:val="21"/>
           <w:szCs w:val="21"/>
         </w:rPr>
-        <w:t xml:space="preserve"> | Chapman University, Orange, CA</w:t>
+        <w:t xml:space="preserve"> | Chapman University, Orange, CA</w:t>
       </w:r>
     </w:p>
     <w:p>
@@ -865,7 +865,7 @@
           <w:sz w:val="21"/>
           <w:szCs w:val="21"/>
         </w:rPr>
-        <w:t xml:space="preserve">Graduate Fellowship Award (2x) | Sigma Iota Rho Honor Society</w:t>
+        <w:t xml:space="preserve">Graduate Fellowship Award (2x) | Sigma Iota Rho Honor Society</w:t>
       </w:r>
     </w:p>
     <w:p>
@@ -890,7 +890,7 @@
           <w:sz w:val="21"/>
           <w:szCs w:val="21"/>
         </w:rPr>
-        <w:t xml:space="preserve"> | California State University Long Beach, Long Beach, CA</w:t>
+        <w:t xml:space="preserve"> | California State University Long Beach, Long Beach, CA</w:t>
       </w:r>
     </w:p>
     <w:p>
@@ -930,12 +930,12 @@
           <w:sz w:val="21"/>
           <w:szCs w:val="21"/>
         </w:rPr>
-        <w:t xml:space="preserve"> | UCLA Extension, Los Angeles, CA</w:t>
+        <w:t xml:space="preserve"> | UCLA Extension, Los Angeles, CA</w:t>
       </w:r>
     </w:p>
     <w:sectPr>
       <w:pgSz w:w="12240" w:h="15840" w:orient="portrait"/>
-      <w:pgMar w:top="863" w:right="1008" w:bottom="863" w:left="1008" w:header="708" w:footer="708" w:gutter="0"/>
+      <w:pgMar w:top="863" w:right="863" w:bottom="863" w:left="863" w:header="708" w:footer="708" w:gutter="0"/>
       <w:pgNumType/>
       <w:docGrid w:linePitch="360"/>
     </w:sectPr>

--- a/tailored/ODonnell_Andrew_Resume_Stanford_RPM_200255.docx
+++ b/tailored/ODonnell_Andrew_Resume_Stanford_RPM_200255.docx
@@ -241,6 +241,7 @@
     <w:p>
       <w:pPr>
         <w:pStyle w:val="ListParagraph"/>
+        <w:keepNext/>
         <w:numPr>
           <w:ilvl w:val="0"/>
           <w:numId w:val="2"/>
@@ -261,6 +262,7 @@
     <w:p>
       <w:pPr>
         <w:pStyle w:val="ListParagraph"/>
+        <w:keepNext/>
         <w:numPr>
           <w:ilvl w:val="0"/>
           <w:numId w:val="2"/>
@@ -281,6 +283,7 @@
     <w:p>
       <w:pPr>
         <w:pStyle w:val="ListParagraph"/>
+        <w:keepNext/>
         <w:numPr>
           <w:ilvl w:val="0"/>
           <w:numId w:val="2"/>
@@ -301,6 +304,7 @@
     <w:p>
       <w:pPr>
         <w:pStyle w:val="ListParagraph"/>
+        <w:keepNext/>
         <w:numPr>
           <w:ilvl w:val="0"/>
           <w:numId w:val="2"/>
@@ -321,6 +325,7 @@
     <w:p>
       <w:pPr>
         <w:pStyle w:val="ListParagraph"/>
+        <w:keepNext/>
         <w:numPr>
           <w:ilvl w:val="0"/>
           <w:numId w:val="2"/>
@@ -341,6 +346,7 @@
     <w:p>
       <w:pPr>
         <w:pStyle w:val="ListParagraph"/>
+        <w:keepNext w:val="false"/>
         <w:numPr>
           <w:ilvl w:val="0"/>
           <w:numId w:val="2"/>
@@ -387,6 +393,7 @@
     <w:p>
       <w:pPr>
         <w:pStyle w:val="ListParagraph"/>
+        <w:keepNext/>
         <w:numPr>
           <w:ilvl w:val="0"/>
           <w:numId w:val="2"/>
@@ -407,6 +414,7 @@
     <w:p>
       <w:pPr>
         <w:pStyle w:val="ListParagraph"/>
+        <w:keepNext/>
         <w:numPr>
           <w:ilvl w:val="0"/>
           <w:numId w:val="2"/>
@@ -427,6 +435,7 @@
     <w:p>
       <w:pPr>
         <w:pStyle w:val="ListParagraph"/>
+        <w:keepNext w:val="false"/>
         <w:numPr>
           <w:ilvl w:val="0"/>
           <w:numId w:val="2"/>
@@ -473,6 +482,7 @@
     <w:p>
       <w:pPr>
         <w:pStyle w:val="ListParagraph"/>
+        <w:keepNext/>
         <w:numPr>
           <w:ilvl w:val="0"/>
           <w:numId w:val="2"/>
@@ -493,6 +503,7 @@
     <w:p>
       <w:pPr>
         <w:pStyle w:val="ListParagraph"/>
+        <w:keepNext/>
         <w:numPr>
           <w:ilvl w:val="0"/>
           <w:numId w:val="2"/>
@@ -513,6 +524,7 @@
     <w:p>
       <w:pPr>
         <w:pStyle w:val="ListParagraph"/>
+        <w:keepNext w:val="false"/>
         <w:numPr>
           <w:ilvl w:val="0"/>
           <w:numId w:val="2"/>
@@ -559,6 +571,7 @@
     <w:p>
       <w:pPr>
         <w:pStyle w:val="ListParagraph"/>
+        <w:keepNext w:val="false"/>
         <w:numPr>
           <w:ilvl w:val="0"/>
           <w:numId w:val="2"/>
@@ -598,6 +611,7 @@
     <w:p>
       <w:pPr>
         <w:pStyle w:val="ListParagraph"/>
+        <w:keepNext/>
         <w:numPr>
           <w:ilvl w:val="0"/>
           <w:numId w:val="2"/>
@@ -618,6 +632,7 @@
     <w:p>
       <w:pPr>
         <w:pStyle w:val="ListParagraph"/>
+        <w:keepNext/>
         <w:numPr>
           <w:ilvl w:val="0"/>
           <w:numId w:val="2"/>
@@ -638,6 +653,7 @@
     <w:p>
       <w:pPr>
         <w:pStyle w:val="ListParagraph"/>
+        <w:keepNext/>
         <w:numPr>
           <w:ilvl w:val="0"/>
           <w:numId w:val="2"/>
@@ -658,6 +674,7 @@
     <w:p>
       <w:pPr>
         <w:pStyle w:val="ListParagraph"/>
+        <w:keepNext/>
         <w:numPr>
           <w:ilvl w:val="0"/>
           <w:numId w:val="2"/>
@@ -678,6 +695,7 @@
     <w:p>
       <w:pPr>
         <w:pStyle w:val="ListParagraph"/>
+        <w:keepNext w:val="false"/>
         <w:numPr>
           <w:ilvl w:val="0"/>
           <w:numId w:val="2"/>
@@ -732,6 +750,7 @@
     <w:p>
       <w:pPr>
         <w:pStyle w:val="ListParagraph"/>
+        <w:keepNext/>
         <w:numPr>
           <w:ilvl w:val="0"/>
           <w:numId w:val="2"/>
@@ -752,6 +771,7 @@
     <w:p>
       <w:pPr>
         <w:pStyle w:val="ListParagraph"/>
+        <w:keepNext/>
         <w:numPr>
           <w:ilvl w:val="0"/>
           <w:numId w:val="2"/>
@@ -772,6 +792,7 @@
     <w:p>
       <w:pPr>
         <w:pStyle w:val="ListParagraph"/>
+        <w:keepNext/>
         <w:numPr>
           <w:ilvl w:val="0"/>
           <w:numId w:val="2"/>
@@ -792,6 +813,7 @@
     <w:p>
       <w:pPr>
         <w:pStyle w:val="ListParagraph"/>
+        <w:keepNext w:val="false"/>
         <w:numPr>
           <w:ilvl w:val="0"/>
           <w:numId w:val="2"/>

--- a/tailored/ODonnell_Andrew_Resume_Stanford_RPM_200255.docx
+++ b/tailored/ODonnell_Andrew_Resume_Stanford_RPM_200255.docx
@@ -69,7 +69,7 @@
       <w:pPr>
         <w:keepNext/>
         <w:pBdr>
-          <w:bottom w:val="single" w:color="444444" w:sz="6"/>
+          <w:bottom w:val="single" w:color="000000" w:sz="14"/>
         </w:pBdr>
         <w:spacing w:after="80" w:before="200"/>
       </w:pPr>
@@ -103,7 +103,7 @@
       <w:pPr>
         <w:keepNext/>
         <w:pBdr>
-          <w:bottom w:val="single" w:color="444444" w:sz="6"/>
+          <w:bottom w:val="single" w:color="000000" w:sz="14"/>
         </w:pBdr>
         <w:spacing w:after="80" w:before="200"/>
       </w:pPr>
@@ -197,7 +197,7 @@
       <w:pPr>
         <w:keepNext/>
         <w:pBdr>
-          <w:bottom w:val="single" w:color="444444" w:sz="6"/>
+          <w:bottom w:val="single" w:color="000000" w:sz="14"/>
         </w:pBdr>
         <w:spacing w:after="80" w:before="200"/>
       </w:pPr>
@@ -593,7 +593,7 @@
       <w:pPr>
         <w:keepNext/>
         <w:pBdr>
-          <w:bottom w:val="single" w:color="444444" w:sz="6"/>
+          <w:bottom w:val="single" w:color="000000" w:sz="14"/>
         </w:pBdr>
         <w:spacing w:after="80" w:before="200"/>
       </w:pPr>
@@ -717,7 +717,7 @@
       <w:pPr>
         <w:keepNext/>
         <w:pBdr>
-          <w:bottom w:val="single" w:color="444444" w:sz="6"/>
+          <w:bottom w:val="single" w:color="000000" w:sz="14"/>
         </w:pBdr>
         <w:spacing w:after="80" w:before="200"/>
       </w:pPr>
@@ -835,7 +835,7 @@
       <w:pPr>
         <w:keepNext/>
         <w:pBdr>
-          <w:bottom w:val="single" w:color="444444" w:sz="6"/>
+          <w:bottom w:val="single" w:color="000000" w:sz="14"/>
         </w:pBdr>
         <w:spacing w:after="80" w:before="200"/>
       </w:pPr>
